--- a/甘彩堂.docx
+++ b/甘彩堂.docx
@@ -547,6 +547,46 @@
     </w:p>
     <w:p>
       <w:pPr>
+        <w:ind w:left="720"/>
+      </w:pPr>
+      <w:r>
+        <w:rPr>
+          <w:rFonts w:hint="eastAsia"/>
+        </w:rPr>
+        <w:t>（</w:t>
+      </w:r>
+      <w:r>
+        <w:rPr>
+          <w:b/>
+          <w:bCs/>
+        </w:rPr>
+        <w:t>LINE友だち登録で初回購入10％OFF</w:t>
+      </w:r>
+      <w:r>
+        <w:t>甘彩堂公式LINEにご登録いただくと、オンラインショップで使える</w:t>
+      </w:r>
+      <w:r>
+        <w:br/>
+      </w:r>
+      <w:r>
+        <w:rPr>
+          <w:b/>
+          <w:bCs/>
+        </w:rPr>
+        <w:t>初回限定10％OFFクーポン</w:t>
+      </w:r>
+      <w:r>
+        <w:t>をプレゼント。新作和菓子や季節限定商品のお知らせもお届けいたします。</w:t>
+      </w:r>
+      <w:r>
+        <w:rPr>
+          <w:rFonts w:hint="eastAsia"/>
+        </w:rPr>
+        <w:t>）</w:t>
+      </w:r>
+    </w:p>
+    <w:p>
+      <w:pPr>
         <w:numPr>
           <w:ilvl w:val="0"/>
           <w:numId w:val="5"/>
@@ -825,7 +865,6 @@
         <w:rPr>
           <w:rFonts w:hint="eastAsia"/>
         </w:rPr>
-        <w:lastRenderedPageBreak/>
         <w:t>補足：14px</w:t>
       </w:r>
     </w:p>
@@ -1106,6 +1145,7 @@
     </w:p>
     <w:p>
       <w:r>
+        <w:lastRenderedPageBreak/>
         <w:pict w14:anchorId="01B31345">
           <v:rect id="_x0000_i1032" style="width:0;height:1.5pt" o:hralign="center" o:hrstd="t" o:hr="t" fillcolor="#a0a0a0" stroked="f">
             <v:textbox inset="5.85pt,.7pt,5.85pt,.7pt"/>
@@ -1158,7 +1198,6 @@
         </w:numPr>
       </w:pPr>
       <w:r>
-        <w:lastRenderedPageBreak/>
         <w:t>ひがし茶屋街入口より徒歩2分</w:t>
       </w:r>
     </w:p>
@@ -2990,7 +3029,6 @@
   <w:style w:type="character" w:default="1" w:styleId="a0">
     <w:name w:val="Default Paragraph Font"/>
     <w:uiPriority w:val="1"/>
-    <w:semiHidden/>
     <w:unhideWhenUsed/>
   </w:style>
   <w:style w:type="table" w:default="1" w:styleId="a1">
@@ -3344,6 +3382,19 @@
     <w:link w:val="ac"/>
     <w:uiPriority w:val="99"/>
     <w:rsid w:val="00944EDF"/>
+  </w:style>
+  <w:style w:type="paragraph" w:styleId="Web">
+    <w:name w:val="Normal (Web)"/>
+    <w:basedOn w:val="a"/>
+    <w:uiPriority w:val="99"/>
+    <w:semiHidden/>
+    <w:unhideWhenUsed/>
+    <w:rsid w:val="00734699"/>
+    <w:rPr>
+      <w:rFonts w:ascii="Times New Roman" w:hAnsi="Times New Roman" w:cs="Times New Roman"/>
+      <w:sz w:val="24"/>
+      <w:szCs w:val="24"/>
+    </w:rPr>
   </w:style>
 </w:styles>
 </file>

--- a/甘彩堂.docx
+++ b/甘彩堂.docx
@@ -192,6 +192,134 @@
       </w:r>
     </w:p>
     <w:p/>
+    <w:p>
+      <w:r>
+        <w:t>架空の和菓子屋さんのブランドサイト兼ECサイト</w:t>
+      </w:r>
+      <w:r>
+        <w:br/>
+        <w:t>・店名</w:t>
+      </w:r>
+      <w:r>
+        <w:br/>
+      </w:r>
+      <w:r>
+        <w:rPr>
+          <w:rFonts w:hint="eastAsia"/>
+        </w:rPr>
+        <w:t xml:space="preserve">　</w:t>
+      </w:r>
+      <w:r>
+        <w:t>甘彩堂（かんさいどう）</w:t>
+      </w:r>
+      <w:r>
+        <w:br/>
+        <w:t>・所在地</w:t>
+      </w:r>
+      <w:r>
+        <w:br/>
+      </w:r>
+      <w:r>
+        <w:rPr>
+          <w:rFonts w:hint="eastAsia"/>
+        </w:rPr>
+        <w:t xml:space="preserve">　</w:t>
+      </w:r>
+      <w:r>
+        <w:t>石川県金沢市（観光地だが、冬は客足が落ちる）</w:t>
+      </w:r>
+      <w:r>
+        <w:br/>
+        <w:t>・創業</w:t>
+      </w:r>
+      <w:r>
+        <w:br/>
+      </w:r>
+      <w:r>
+        <w:rPr>
+          <w:rFonts w:hint="eastAsia"/>
+        </w:rPr>
+        <w:t xml:space="preserve">　</w:t>
+      </w:r>
+      <w:r>
+        <w:t>昭和52年（地域密着型の老舗）</w:t>
+      </w:r>
+      <w:r>
+        <w:br/>
+        <w:t>・主力商品</w:t>
+      </w:r>
+      <w:r>
+        <w:br/>
+        <w:t xml:space="preserve">　季節の上生菓子</w:t>
+      </w:r>
+      <w:r>
+        <w:br/>
+        <w:t xml:space="preserve">　どら焼き</w:t>
+      </w:r>
+      <w:r>
+        <w:br/>
+        <w:t xml:space="preserve">　加賀棒茶を使った和スイーツ</w:t>
+      </w:r>
+    </w:p>
+    <w:p>
+      <w:pPr>
+        <w:rPr>
+          <w:rFonts w:hint="eastAsia"/>
+        </w:rPr>
+      </w:pPr>
+    </w:p>
+    <w:p>
+      <w:r>
+        <w:t>ビジュアル・UI設計</w:t>
+      </w:r>
+    </w:p>
+    <w:p>
+      <w:r>
+        <w:t>余白を多めに取り、沈黙や静寂を表現</w:t>
+      </w:r>
+      <w:r>
+        <w:br/>
+        <w:t>公式サイトとして最低限必要な情報を整理</w:t>
+      </w:r>
+      <w:r>
+        <w:br/>
+        <w:t>物語性を壊さないよう、情報量を抑えた設計</w:t>
+      </w:r>
+    </w:p>
+    <w:p/>
+    <w:p>
+      <w:r>
+        <w:lastRenderedPageBreak/>
+        <w:t>使用技術</w:t>
+      </w:r>
+    </w:p>
+    <w:p/>
+    <w:p>
+      <w:r>
+        <w:t>情報設計・ページ構成</w:t>
+      </w:r>
+    </w:p>
+    <w:p/>
+    <w:p>
+      <w:pPr>
+        <w:rPr>
+          <w:rFonts w:hint="eastAsia"/>
+        </w:rPr>
+      </w:pPr>
+      <w:r>
+        <w:rPr>
+          <w:rFonts w:hint="eastAsia"/>
+        </w:rPr>
+        <w:t>色彩</w:t>
+      </w:r>
+    </w:p>
+    <w:p>
+      <w:pPr>
+        <w:rPr>
+          <w:rFonts w:hint="eastAsia"/>
+        </w:rPr>
+      </w:pPr>
+    </w:p>
     <w:p>
       <w:pPr>
         <w:rPr>
@@ -399,7 +527,6 @@
           <w:b/>
           <w:bCs/>
         </w:rPr>
-        <w:lastRenderedPageBreak/>
         <w:t>“商品は良いのに、Webが弱い”状態</w:t>
       </w:r>
     </w:p>
@@ -553,6 +680,7 @@
         <w:rPr>
           <w:rFonts w:hint="eastAsia"/>
         </w:rPr>
+        <w:lastRenderedPageBreak/>
         <w:t>（</w:t>
       </w:r>
       <w:r>
@@ -944,6 +1072,7 @@
         </w:numPr>
       </w:pPr>
       <w:r>
+        <w:lastRenderedPageBreak/>
         <w:t>ギフト特集（安心・梱包・送料）</w:t>
       </w:r>
     </w:p>
@@ -1145,7 +1274,6 @@
     </w:p>
     <w:p>
       <w:r>
-        <w:lastRenderedPageBreak/>
         <w:pict w14:anchorId="01B31345">
           <v:rect id="_x0000_i1032" style="width:0;height:1.5pt" o:hralign="center" o:hrstd="t" o:hr="t" fillcolor="#a0a0a0" stroked="f">
             <v:textbox inset="5.85pt,.7pt,5.85pt,.7pt"/>
